--- a/LabWorks/LabWork #12/Отчёт по лабораторной работе №12.docx
+++ b/LabWorks/LabWork #12/Отчёт по лабораторной работе №12.docx
@@ -185,6 +185,10 @@
     </w:p>
     <w:p>
       <w:r>
+        <w:rPr>
+          <w:noProof/>
+          <w:lang w:eastAsia="ru-RU"/>
+        </w:rPr>
         <w:drawing>
           <wp:inline distT="0" distB="0" distL="0" distR="0" wp14:anchorId="541BC13C" wp14:editId="1256DEE6">
             <wp:extent cx="5940425" cy="3117850"/>
@@ -224,6 +228,10 @@
     </w:p>
     <w:p>
       <w:r>
+        <w:rPr>
+          <w:noProof/>
+          <w:lang w:eastAsia="ru-RU"/>
+        </w:rPr>
         <w:drawing>
           <wp:inline distT="0" distB="0" distL="0" distR="0" wp14:anchorId="5692C8BA" wp14:editId="582B6049">
             <wp:extent cx="3028950" cy="2495550"/>
@@ -271,6 +279,10 @@
     </w:p>
     <w:p>
       <w:r>
+        <w:rPr>
+          <w:noProof/>
+          <w:lang w:eastAsia="ru-RU"/>
+        </w:rPr>
         <w:lastRenderedPageBreak/>
         <w:drawing>
           <wp:inline distT="0" distB="0" distL="0" distR="0" wp14:anchorId="2298E83C" wp14:editId="57A6369D">
@@ -311,6 +323,10 @@
     </w:p>
     <w:p>
       <w:r>
+        <w:rPr>
+          <w:noProof/>
+          <w:lang w:eastAsia="ru-RU"/>
+        </w:rPr>
         <w:drawing>
           <wp:inline distT="0" distB="0" distL="0" distR="0" wp14:anchorId="4DE8C356" wp14:editId="759A8FE2">
             <wp:extent cx="3009900" cy="2543175"/>
@@ -413,6 +429,10 @@
         </w:numPr>
       </w:pPr>
       <w:r>
+        <w:rPr>
+          <w:noProof/>
+          <w:lang w:eastAsia="ru-RU"/>
+        </w:rPr>
         <w:lastRenderedPageBreak/>
         <w:drawing>
           <wp:inline distT="0" distB="0" distL="0" distR="0" wp14:anchorId="4C1DB9C6" wp14:editId="057BE43C">
@@ -460,6 +480,10 @@
         </w:numPr>
       </w:pPr>
       <w:r>
+        <w:rPr>
+          <w:noProof/>
+          <w:lang w:eastAsia="ru-RU"/>
+        </w:rPr>
         <w:drawing>
           <wp:inline distT="0" distB="0" distL="0" distR="0" wp14:anchorId="57F50952" wp14:editId="69A9164D">
             <wp:extent cx="5940425" cy="2684780"/>
@@ -538,6 +562,10 @@
         </w:numPr>
       </w:pPr>
       <w:r>
+        <w:rPr>
+          <w:noProof/>
+          <w:lang w:eastAsia="ru-RU"/>
+        </w:rPr>
         <w:lastRenderedPageBreak/>
         <w:drawing>
           <wp:inline distT="0" distB="0" distL="0" distR="0" wp14:anchorId="1FE2616B" wp14:editId="3C583699">
@@ -586,10 +614,10 @@
       </w:pPr>
       <w:r>
         <w:drawing>
-          <wp:inline distT="0" distB="0" distL="0" distR="0" wp14:anchorId="27D4079A" wp14:editId="0C345605">
-            <wp:extent cx="5400675" cy="4019550"/>
-            <wp:effectExtent l="0" t="0" r="9525" b="0"/>
-            <wp:docPr id="9" name="Рисунок 9"/>
+          <wp:inline distT="0" distB="0" distL="0" distR="0" wp14:anchorId="78DF35C3" wp14:editId="261E6F7B">
+            <wp:extent cx="3543300" cy="3467100"/>
+            <wp:effectExtent l="0" t="0" r="0" b="0"/>
+            <wp:docPr id="6" name="Рисунок 6"/>
             <wp:cNvGraphicFramePr>
               <a:graphicFrameLocks xmlns:a="http://schemas.openxmlformats.org/drawingml/2006/main" noChangeAspect="1"/>
             </wp:cNvGraphicFramePr>
@@ -609,7 +637,7 @@
                   <pic:spPr>
                     <a:xfrm>
                       <a:off x="0" y="0"/>
-                      <a:ext cx="5400675" cy="4019550"/>
+                      <a:ext cx="3543300" cy="3467100"/>
                     </a:xfrm>
                     <a:prstGeom prst="rect">
                       <a:avLst/>
@@ -621,6 +649,8 @@
           </wp:inline>
         </w:drawing>
       </w:r>
+      <w:bookmarkStart w:id="0" w:name="_GoBack"/>
+      <w:bookmarkEnd w:id="0"/>
     </w:p>
     <w:p>
       <w:pPr>
@@ -681,6 +711,10 @@
         </w:numPr>
       </w:pPr>
       <w:r>
+        <w:rPr>
+          <w:noProof/>
+          <w:lang w:eastAsia="ru-RU"/>
+        </w:rPr>
         <w:lastRenderedPageBreak/>
         <w:drawing>
           <wp:inline distT="0" distB="0" distL="0" distR="0" wp14:anchorId="1C790E04" wp14:editId="49CC7699">
@@ -728,6 +762,10 @@
         </w:numPr>
       </w:pPr>
       <w:r>
+        <w:rPr>
+          <w:noProof/>
+          <w:lang w:eastAsia="ru-RU"/>
+        </w:rPr>
         <w:lastRenderedPageBreak/>
         <w:drawing>
           <wp:inline distT="0" distB="0" distL="0" distR="0" wp14:anchorId="22011F4F" wp14:editId="17861BD7">
@@ -843,6 +881,10 @@
         </w:numPr>
       </w:pPr>
       <w:r>
+        <w:rPr>
+          <w:noProof/>
+          <w:lang w:eastAsia="ru-RU"/>
+        </w:rPr>
         <w:lastRenderedPageBreak/>
         <w:drawing>
           <wp:inline distT="0" distB="0" distL="0" distR="0" wp14:anchorId="273BB0C0" wp14:editId="1867431E">
@@ -890,6 +932,10 @@
         </w:numPr>
       </w:pPr>
       <w:r>
+        <w:rPr>
+          <w:noProof/>
+          <w:lang w:eastAsia="ru-RU"/>
+        </w:rPr>
         <w:lastRenderedPageBreak/>
         <w:drawing>
           <wp:inline distT="0" distB="0" distL="0" distR="0" wp14:anchorId="1EA71799" wp14:editId="0B41014E">
@@ -1172,8 +1218,6 @@
         </w:rPr>
         <w:t>Arduino</w:t>
       </w:r>
-      <w:bookmarkStart w:id="0" w:name="_GoBack"/>
-      <w:bookmarkEnd w:id="0"/>
     </w:p>
     <w:sectPr>
       <w:headerReference w:type="first" r:id="rId18"/>
